--- a/00-首页/题组Word/习题书/第二篇-结构化学/7-结构化学基础-教师版.docx
+++ b/00-首页/题组Word/习题书/第二篇-结构化学/7-结构化学基础-教师版.docx
@@ -4569,12 +4569,20 @@
               </w:rPr>
               <w:t>4</w:t>
             </w:r>
-            <w:r>
-              <w:rPr>
-                <w:rFonts w:ascii="Times New Roman" w:hAnsi="Times New Roman" w:eastAsia="Times New Roman" w:cs="Times New Roman"/>
-              </w:rPr>
-              <w:t>e_g</w:t>
-            </w:r>
+            <m:oMath>
+              <m:sSub>
+                <m:e>
+                  <m:r>
+                    <m:t>e</m:t>
+                  </m:r>
+                </m:e>
+                <m:sub>
+                  <m:r>
+                    <m:t>g</m:t>
+                  </m:r>
+                </m:sub>
+              </m:sSub>
+            </m:oMath>
             <w:r>
               <w:rPr>
                 <w:rFonts w:ascii="Times New Roman" w:hAnsi="Times New Roman" w:eastAsia="Times New Roman" w:cs="Times New Roman"/>

--- a/00-首页/题组Word/习题书/第二篇-结构化学/7-结构化学基础-教师版.docx
+++ b/00-首页/题组Word/习题书/第二篇-结构化学/7-结构化学基础-教师版.docx
@@ -16037,7 +16037,7 @@
         </w:rPr>
         <w:drawing>
           <wp:inline>
-            <wp:extent cx="3600000" cy="1634934"/>
+            <wp:extent cx="3600000" cy="1633480"/>
             <wp:effectExtent b="0" l="0" r="0" t="0"/>
             <wp:docPr descr="" title="" id="39" name="Picture"/>
             <a:graphic>
@@ -16058,7 +16058,7 @@
                   <pic:spPr bwMode="auto">
                     <a:xfrm>
                       <a:off x="0" y="0"/>
-                      <a:ext cx="3600000" cy="1634934"/>
+                      <a:ext cx="3600000" cy="1633480"/>
                     </a:xfrm>
                     <a:prstGeom prst="rect">
                       <a:avLst/>
@@ -16089,7 +16089,7 @@
         </w:rPr>
         <w:drawing>
           <wp:inline>
-            <wp:extent cx="3600000" cy="1390449"/>
+            <wp:extent cx="3539788" cy="1390449"/>
             <wp:effectExtent b="0" l="0" r="0" t="0"/>
             <wp:docPr descr="" title="" id="42" name="Picture"/>
             <a:graphic>
@@ -16110,7 +16110,7 @@
                   <pic:spPr bwMode="auto">
                     <a:xfrm>
                       <a:off x="0" y="0"/>
-                      <a:ext cx="3600000" cy="1390449"/>
+                      <a:ext cx="3539788" cy="1390449"/>
                     </a:xfrm>
                     <a:prstGeom prst="rect">
                       <a:avLst/>
@@ -17812,7 +17812,7 @@
         </w:rPr>
         <w:drawing>
           <wp:inline>
-            <wp:extent cx="3600000" cy="2617627"/>
+            <wp:extent cx="3581695" cy="2617627"/>
             <wp:effectExtent b="0" l="0" r="0" t="0"/>
             <wp:docPr descr="" title="" id="49" name="Picture"/>
             <a:graphic>
@@ -17833,7 +17833,7 @@
                   <pic:spPr bwMode="auto">
                     <a:xfrm>
                       <a:off x="0" y="0"/>
-                      <a:ext cx="3600000" cy="2617627"/>
+                      <a:ext cx="3581695" cy="2617627"/>
                     </a:xfrm>
                     <a:prstGeom prst="rect">
                       <a:avLst/>
@@ -27015,7 +27015,7 @@
         </w:rPr>
         <w:drawing>
           <wp:inline>
-            <wp:extent cx="3240000" cy="3240000"/>
+            <wp:extent cx="3240000" cy="2798491"/>
             <wp:effectExtent b="0" l="0" r="0" t="0"/>
             <wp:docPr descr="" title="" id="57" name="Picture"/>
             <a:graphic>
@@ -27036,7 +27036,7 @@
                   <pic:spPr bwMode="auto">
                     <a:xfrm>
                       <a:off x="0" y="0"/>
-                      <a:ext cx="3240000" cy="3240000"/>
+                      <a:ext cx="3240000" cy="2798491"/>
                     </a:xfrm>
                     <a:prstGeom prst="rect">
                       <a:avLst/>
@@ -35060,10 +35060,6 @@
     <w:p>
       <w:pPr>
         <w:pStyle w:val="Compact"/>
-        <w:numPr>
-          <w:ilvl w:val="0"/>
-          <w:numId w:val="1041"/>
-        </w:numPr>
       </w:pPr>
       <m:oMath>
         <m:oMathPr>
@@ -39701,7 +39697,7 @@
         </w:rPr>
         <w:drawing>
           <wp:inline>
-            <wp:extent cx="3600000" cy="1862184"/>
+            <wp:extent cx="3600000" cy="1845378"/>
             <wp:effectExtent b="0" l="0" r="0" t="0"/>
             <wp:docPr descr="" title="" id="68" name="Picture"/>
             <a:graphic>
@@ -39722,7 +39718,7 @@
                   <pic:spPr bwMode="auto">
                     <a:xfrm>
                       <a:off x="0" y="0"/>
-                      <a:ext cx="3600000" cy="1862184"/>
+                      <a:ext cx="3600000" cy="1845378"/>
                     </a:xfrm>
                     <a:prstGeom prst="rect">
                       <a:avLst/>

--- a/00-首页/题组Word/习题书/第二篇-结构化学/7-结构化学基础-教师版.docx
+++ b/00-首页/题组Word/习题书/第二篇-结构化学/7-结构化学基础-教师版.docx
@@ -233,7 +233,7 @@
         <m:sSup>
           <m:e>
             <m:r>
-              <m:t>​</m:t>
+              <m:t xml:space="preserve"> </m:t>
             </m:r>
           </m:e>
           <m:sup>
@@ -265,7 +265,7 @@
         <m:sSup>
           <m:e>
             <m:r>
-              <m:t>​</m:t>
+              <m:t xml:space="preserve"> </m:t>
             </m:r>
           </m:e>
           <m:sup>
@@ -24251,7 +24251,7 @@
         <m:sSup>
           <m:e>
             <m:r>
-              <m:t>​</m:t>
+              <m:t xml:space="preserve"> </m:t>
             </m:r>
           </m:e>
           <m:sup>
@@ -26478,7 +26478,7 @@
         <m:sSup>
           <m:e>
             <m:r>
-              <m:t>​</m:t>
+              <m:t xml:space="preserve"> </m:t>
             </m:r>
           </m:e>
           <m:sup>
@@ -26516,7 +26516,7 @@
         <m:sSup>
           <m:e>
             <m:r>
-              <m:t>​</m:t>
+              <m:t xml:space="preserve"> </m:t>
             </m:r>
           </m:e>
           <m:sup>
@@ -30402,7 +30402,7 @@
         <m:sSup>
           <m:e>
             <m:r>
-              <m:t>​</m:t>
+              <m:t xml:space="preserve"> </m:t>
             </m:r>
           </m:e>
           <m:sup>
@@ -30440,7 +30440,7 @@
         <m:sSup>
           <m:e>
             <m:r>
-              <m:t>​</m:t>
+              <m:t xml:space="preserve"> </m:t>
             </m:r>
           </m:e>
           <m:sup>

--- a/00-首页/题组Word/习题书/第二篇-结构化学/7-结构化学基础-教师版.docx
+++ b/00-首页/题组Word/习题书/第二篇-结构化学/7-结构化学基础-教师版.docx
@@ -1934,6 +1934,14 @@
       <w:tblPr>
         <w:tblStyle w:val="Table"/>
         <w:tblW w:type="auto" w:w="0"/>
+        <w:tblBorders>
+          <w:top w:val="single" w:sz="12" w:space="0" w:color="000000"/>
+          <w:left w:val="none" w:sz="0" w:space="0" w:color="auto"/>
+          <w:bottom w:val="single" w:sz="12" w:space="0" w:color="000000"/>
+          <w:right w:val="none" w:sz="0" w:space="0" w:color="auto"/>
+          <w:insideH w:val="none" w:sz="0" w:space="0" w:color="auto"/>
+          <w:insideV w:val="none" w:sz="0" w:space="0" w:color="auto"/>
+        </w:tblBorders>
         <w:tblLook w:firstRow="1" w:lastRow="0" w:firstColumn="0" w:lastColumn="0" w:noHBand="0" w:noVBand="0" w:val="0020"/>
       </w:tblPr>
       <w:tblGrid>
@@ -1946,7 +1954,11 @@
           <w:tblHeader w:val="on"/>
         </w:trPr>
         <w:tc>
-          <w:tcPr/>
+          <w:tcPr>
+            <w:tcBorders>
+              <w:bottom w:val="single" w:sz="8" w:space="0" w:color="000000"/>
+            </w:tcBorders>
+          </w:tcPr>
           <w:p>
             <w:pPr>
               <w:pStyle w:val="Compact"/>
@@ -1962,7 +1974,11 @@
           </w:p>
         </w:tc>
         <w:tc>
-          <w:tcPr/>
+          <w:tcPr>
+            <w:tcBorders>
+              <w:bottom w:val="single" w:sz="8" w:space="0" w:color="000000"/>
+            </w:tcBorders>
+          </w:tcPr>
           <w:p>
             <w:pPr>
               <w:pStyle w:val="Compact"/>
@@ -1985,7 +2001,11 @@
           </w:p>
         </w:tc>
         <w:tc>
-          <w:tcPr/>
+          <w:tcPr>
+            <w:tcBorders>
+              <w:bottom w:val="single" w:sz="8" w:space="0" w:color="000000"/>
+            </w:tcBorders>
+          </w:tcPr>
           <w:p>
             <w:pPr>
               <w:pStyle w:val="Compact"/>
@@ -3650,6 +3670,14 @@
       <w:tblPr>
         <w:tblStyle w:val="Table"/>
         <w:tblW w:type="auto" w:w="0"/>
+        <w:tblBorders>
+          <w:top w:val="single" w:sz="12" w:space="0" w:color="000000"/>
+          <w:left w:val="none" w:sz="0" w:space="0" w:color="auto"/>
+          <w:bottom w:val="single" w:sz="12" w:space="0" w:color="000000"/>
+          <w:right w:val="none" w:sz="0" w:space="0" w:color="auto"/>
+          <w:insideH w:val="none" w:sz="0" w:space="0" w:color="auto"/>
+          <w:insideV w:val="none" w:sz="0" w:space="0" w:color="auto"/>
+        </w:tblBorders>
         <w:tblLook w:firstRow="1" w:lastRow="0" w:firstColumn="0" w:lastColumn="0" w:noHBand="0" w:noVBand="0" w:val="0020"/>
       </w:tblPr>
       <w:tblGrid>
@@ -3662,7 +3690,11 @@
           <w:tblHeader w:val="on"/>
         </w:trPr>
         <w:tc>
-          <w:tcPr/>
+          <w:tcPr>
+            <w:tcBorders>
+              <w:bottom w:val="single" w:sz="8" w:space="0" w:color="000000"/>
+            </w:tcBorders>
+          </w:tcPr>
           <w:p>
             <w:pPr>
               <w:pStyle w:val="Compact"/>
@@ -3678,7 +3710,11 @@
           </w:p>
         </w:tc>
         <w:tc>
-          <w:tcPr/>
+          <w:tcPr>
+            <w:tcBorders>
+              <w:bottom w:val="single" w:sz="8" w:space="0" w:color="000000"/>
+            </w:tcBorders>
+          </w:tcPr>
           <w:p>
             <w:pPr>
               <w:pStyle w:val="Compact"/>
@@ -3701,7 +3737,11 @@
           </w:p>
         </w:tc>
         <w:tc>
-          <w:tcPr/>
+          <w:tcPr>
+            <w:tcBorders>
+              <w:bottom w:val="single" w:sz="8" w:space="0" w:color="000000"/>
+            </w:tcBorders>
+          </w:tcPr>
           <w:p>
             <w:pPr>
               <w:pStyle w:val="Compact"/>
@@ -4415,6 +4455,14 @@
       <w:tblPr>
         <w:tblStyle w:val="Table"/>
         <w:tblW w:type="auto" w:w="0"/>
+        <w:tblBorders>
+          <w:top w:val="single" w:sz="12" w:space="0" w:color="000000"/>
+          <w:left w:val="none" w:sz="0" w:space="0" w:color="auto"/>
+          <w:bottom w:val="single" w:sz="12" w:space="0" w:color="000000"/>
+          <w:right w:val="none" w:sz="0" w:space="0" w:color="auto"/>
+          <w:insideH w:val="none" w:sz="0" w:space="0" w:color="auto"/>
+          <w:insideV w:val="none" w:sz="0" w:space="0" w:color="auto"/>
+        </w:tblBorders>
         <w:tblLook w:firstRow="1" w:lastRow="0" w:firstColumn="0" w:lastColumn="0" w:noHBand="0" w:noVBand="0" w:val="0020"/>
       </w:tblPr>
       <w:tblGrid>
@@ -4428,7 +4476,11 @@
           <w:tblHeader w:val="on"/>
         </w:trPr>
         <w:tc>
-          <w:tcPr/>
+          <w:tcPr>
+            <w:tcBorders>
+              <w:bottom w:val="single" w:sz="8" w:space="0" w:color="000000"/>
+            </w:tcBorders>
+          </w:tcPr>
           <w:p>
             <w:pPr>
               <w:pStyle w:val="Compact"/>
@@ -4444,7 +4496,11 @@
           </w:p>
         </w:tc>
         <w:tc>
-          <w:tcPr/>
+          <w:tcPr>
+            <w:tcBorders>
+              <w:bottom w:val="single" w:sz="8" w:space="0" w:color="000000"/>
+            </w:tcBorders>
+          </w:tcPr>
           <w:p>
             <w:pPr>
               <w:pStyle w:val="Compact"/>
@@ -4460,7 +4516,11 @@
           </w:p>
         </w:tc>
         <w:tc>
-          <w:tcPr/>
+          <w:tcPr>
+            <w:tcBorders>
+              <w:bottom w:val="single" w:sz="8" w:space="0" w:color="000000"/>
+            </w:tcBorders>
+          </w:tcPr>
           <w:p>
             <w:pPr>
               <w:pStyle w:val="Compact"/>
@@ -4483,7 +4543,11 @@
           </w:p>
         </w:tc>
         <w:tc>
-          <w:tcPr/>
+          <w:tcPr>
+            <w:tcBorders>
+              <w:bottom w:val="single" w:sz="8" w:space="0" w:color="000000"/>
+            </w:tcBorders>
+          </w:tcPr>
           <w:p>
             <w:pPr>
               <w:pStyle w:val="Compact"/>
@@ -6209,6 +6273,14 @@
         <w:tblStyle w:val="Table"/>
         <w:tblW w:type="pct" w:w="5000"/>
         <w:tblLayout w:type="fixed"/>
+        <w:tblBorders>
+          <w:top w:val="single" w:sz="12" w:space="0" w:color="000000"/>
+          <w:left w:val="none" w:sz="0" w:space="0" w:color="auto"/>
+          <w:bottom w:val="single" w:sz="12" w:space="0" w:color="000000"/>
+          <w:right w:val="none" w:sz="0" w:space="0" w:color="auto"/>
+          <w:insideH w:val="none" w:sz="0" w:space="0" w:color="auto"/>
+          <w:insideV w:val="none" w:sz="0" w:space="0" w:color="auto"/>
+        </w:tblBorders>
         <w:tblLook w:firstRow="1" w:lastRow="0" w:firstColumn="0" w:lastColumn="0" w:noHBand="0" w:noVBand="0" w:val="0020"/>
       </w:tblPr>
       <w:tblGrid>
@@ -6222,7 +6294,11 @@
           <w:tblHeader w:val="on"/>
         </w:trPr>
         <w:tc>
-          <w:tcPr/>
+          <w:tcPr>
+            <w:tcBorders>
+              <w:bottom w:val="single" w:sz="8" w:space="0" w:color="000000"/>
+            </w:tcBorders>
+          </w:tcPr>
           <w:p>
             <w:pPr>
               <w:pStyle w:val="Compact"/>
@@ -6238,7 +6314,11 @@
           </w:p>
         </w:tc>
         <w:tc>
-          <w:tcPr/>
+          <w:tcPr>
+            <w:tcBorders>
+              <w:bottom w:val="single" w:sz="8" w:space="0" w:color="000000"/>
+            </w:tcBorders>
+          </w:tcPr>
           <w:p>
             <w:pPr>
               <w:pStyle w:val="Compact"/>
@@ -6254,7 +6334,11 @@
           </w:p>
         </w:tc>
         <w:tc>
-          <w:tcPr/>
+          <w:tcPr>
+            <w:tcBorders>
+              <w:bottom w:val="single" w:sz="8" w:space="0" w:color="000000"/>
+            </w:tcBorders>
+          </w:tcPr>
           <w:p>
             <w:pPr>
               <w:pStyle w:val="Compact"/>
@@ -6270,7 +6354,11 @@
           </w:p>
         </w:tc>
         <w:tc>
-          <w:tcPr/>
+          <w:tcPr>
+            <w:tcBorders>
+              <w:bottom w:val="single" w:sz="8" w:space="0" w:color="000000"/>
+            </w:tcBorders>
+          </w:tcPr>
           <w:p>
             <w:pPr>
               <w:pStyle w:val="Compact"/>
@@ -63450,7 +63538,7 @@
     <ns0:rPr>
       <ns0:rFonts ns0:ascii="Times New Roman" ns0:cs="Times New Roman" ns0:eastAsia="SimHei" ns0:hAnsi="Times New Roman"/>
       <ns0:b/>
-      <ns0:color ns0:val="17324D"/>
+      <ns0:color ns0:val="000000"/>
       <ns0:sz ns0:val="44"/>
       <ns0:szCs ns0:val="56"/>
     </ns0:rPr>
@@ -63592,7 +63680,7 @@
     <ns0:rPr>
       <ns0:rFonts ns0:ascii="Times New Roman" ns0:cs="Times New Roman" ns0:eastAsia="SimHei" ns0:hAnsi="Times New Roman"/>
       <ns0:b/>
-      <ns0:color ns0:val="17324D"/>
+      <ns0:color ns0:val="000000"/>
       <ns0:sz ns0:val="32"/>
       <ns0:szCs ns0:val="40"/>
     </ns0:rPr>
@@ -63616,7 +63704,7 @@
     <ns0:rPr>
       <ns0:rFonts ns0:ascii="Times New Roman" ns0:cs="Times New Roman" ns0:eastAsia="SimHei" ns0:hAnsi="Times New Roman"/>
       <ns0:b/>
-      <ns0:color ns0:val="17324D"/>
+      <ns0:color ns0:val="000000"/>
       <ns0:sz ns0:val="28"/>
       <ns0:szCs ns0:val="32"/>
     </ns0:rPr>
@@ -63640,7 +63728,7 @@
     <ns0:rPr>
       <ns0:rFonts ns0:ascii="Times New Roman" ns0:cs="Times New Roman" ns0:eastAsia="SimHei" ns0:hAnsi="Times New Roman"/>
       <ns0:b/>
-      <ns0:color ns0:val="17324D"/>
+      <ns0:color ns0:val="000000"/>
       <ns0:sz ns0:val="25"/>
       <ns0:szCs ns0:val="28"/>
     </ns0:rPr>
